--- a/monitoring/2026 Аналитическая справки по итогам педагогической диагностики 25-26.docx
+++ b/monitoring/2026 Аналитическая справки по итогам педагогической диагностики 25-26.docx
@@ -331,7 +331,23 @@
                 <w:sz w:val="24"/>
                 <w:szCs w:val="24"/>
               </w:rPr>
-              <w:t>октябрь 2025) / 15 (май 2026)</w:t>
+              <w:t>октябрь 2025) / 1</w:t>
+            </w:r>
+            <w:r>
+              <w:rPr>
+                <w:rFonts w:ascii="Times New Roman" w:hAnsi="Times New Roman" w:cs="Times New Roman"/>
+                <w:sz w:val="24"/>
+                <w:szCs w:val="24"/>
+              </w:rPr>
+              <w:t>6</w:t>
+            </w:r>
+            <w:r>
+              <w:rPr>
+                <w:rFonts w:ascii="Times New Roman" w:hAnsi="Times New Roman" w:cs="Times New Roman"/>
+                <w:sz w:val="24"/>
+                <w:szCs w:val="24"/>
+              </w:rPr>
+              <w:t xml:space="preserve"> (май 2026)</w:t>
             </w:r>
           </w:p>
         </w:tc>
@@ -1185,7 +1201,33 @@
                 <w:szCs w:val="24"/>
                 <w:lang w:val="en-US"/>
               </w:rPr>
-              <w:t>46,7</w:t>
+              <w:t>4</w:t>
+            </w:r>
+            <w:r>
+              <w:rPr>
+                <w:rFonts w:ascii="Times New Roman" w:hAnsi="Times New Roman" w:cs="Times New Roman"/>
+                <w:sz w:val="24"/>
+                <w:szCs w:val="24"/>
+                <w:lang w:val="en-US"/>
+              </w:rPr>
+              <w:t>3</w:t>
+            </w:r>
+            <w:r>
+              <w:rPr>
+                <w:rFonts w:ascii="Times New Roman" w:hAnsi="Times New Roman" w:cs="Times New Roman"/>
+                <w:sz w:val="24"/>
+                <w:szCs w:val="24"/>
+                <w:lang w:val="en-US"/>
+              </w:rPr>
+              <w:t>,</w:t>
+            </w:r>
+            <w:r>
+              <w:rPr>
+                <w:rFonts w:ascii="Times New Roman" w:hAnsi="Times New Roman" w:cs="Times New Roman"/>
+                <w:sz w:val="24"/>
+                <w:szCs w:val="24"/>
+              </w:rPr>
+              <w:t>7</w:t>
             </w:r>
             <w:r>
               <w:rPr>
@@ -1218,8 +1260,26 @@
                 <w:rFonts w:ascii="Times New Roman" w:hAnsi="Times New Roman" w:cs="Times New Roman"/>
                 <w:sz w:val="24"/>
                 <w:szCs w:val="24"/>
-              </w:rPr>
-              <w:t>46,7</w:t>
+                <w:lang w:val="en-US"/>
+              </w:rPr>
+              <w:t>50</w:t>
+            </w:r>
+            <w:r>
+              <w:rPr>
+                <w:rFonts w:ascii="Times New Roman" w:hAnsi="Times New Roman" w:cs="Times New Roman"/>
+                <w:sz w:val="24"/>
+                <w:szCs w:val="24"/>
+              </w:rPr>
+              <w:t>,</w:t>
+            </w:r>
+            <w:r>
+              <w:rPr>
+                <w:rFonts w:ascii="Times New Roman" w:hAnsi="Times New Roman" w:cs="Times New Roman"/>
+                <w:sz w:val="24"/>
+                <w:szCs w:val="24"/>
+                <w:lang w:val="en-US"/>
+              </w:rPr>
+              <w:t>0</w:t>
             </w:r>
             <w:r>
               <w:rPr>
@@ -1254,7 +1314,16 @@
                 <w:szCs w:val="24"/>
                 <w:lang w:val="en-US"/>
               </w:rPr>
-              <w:t>6,7</w:t>
+              <w:t>6,</w:t>
+            </w:r>
+            <w:r>
+              <w:rPr>
+                <w:rFonts w:ascii="Times New Roman" w:hAnsi="Times New Roman" w:cs="Times New Roman"/>
+                <w:sz w:val="24"/>
+                <w:szCs w:val="24"/>
+                <w:lang w:val="en-US"/>
+              </w:rPr>
+              <w:t>3</w:t>
             </w:r>
             <w:r>
               <w:rPr>
@@ -1306,7 +1375,34 @@
           </w:tcPr>
           <w:p>
             <w:r>
-              <w:t>К концу года отмечается выраженная положительная динамика: высокий и средний уровни составляют по 46,7%, низкий уровень снизился до 6,7%. Большинство детей освоили программный материал на достаточном уровне, стали увереннее взаимодействовать со взрослыми и сверстниками, соблюдать правила совместной деятельности; индивидуальная поддержка требуется отдельным детям.</w:t>
+              <w:t>К концу года отмечается выраженная положительная динамика: высокий</w:t>
+            </w:r>
+            <w:r>
+              <w:t xml:space="preserve"> </w:t>
+            </w:r>
+            <w:r>
+              <w:t>уровень достигли 43,</w:t>
+            </w:r>
+            <w:r>
+              <w:t>7</w:t>
+            </w:r>
+            <w:r>
+              <w:t>% детей,</w:t>
+            </w:r>
+            <w:r>
+              <w:t xml:space="preserve"> средний уро</w:t>
+            </w:r>
+            <w:r>
+              <w:t>вень – у 50</w:t>
+            </w:r>
+            <w:r>
+              <w:t>%, низкий уровень снизился до 6,</w:t>
+            </w:r>
+            <w:r>
+              <w:t>3</w:t>
+            </w:r>
+            <w:r>
+              <w:t>%. Большинство детей освоили программный материал на достаточном уровне, стали увереннее взаимодействовать со взрослыми и сверстниками, соблюдать правила совместной деятельности; индивидуальная поддержка требуется отдельным детям.</w:t>
             </w:r>
           </w:p>
         </w:tc>
@@ -1773,7 +1869,15 @@
                 <w:szCs w:val="24"/>
                 <w:lang w:val="en-US"/>
               </w:rPr>
-              <w:t>46,7</w:t>
+              <w:t>43,</w:t>
+            </w:r>
+            <w:r>
+              <w:rPr>
+                <w:rFonts w:ascii="Times New Roman" w:hAnsi="Times New Roman" w:cs="Times New Roman"/>
+                <w:sz w:val="24"/>
+                <w:szCs w:val="24"/>
+              </w:rPr>
+              <w:t>7</w:t>
             </w:r>
             <w:r>
               <w:rPr>
@@ -1806,8 +1910,26 @@
                 <w:rFonts w:ascii="Times New Roman" w:hAnsi="Times New Roman" w:cs="Times New Roman"/>
                 <w:sz w:val="24"/>
                 <w:szCs w:val="24"/>
-              </w:rPr>
-              <w:t>46,7</w:t>
+                <w:lang w:val="en-US"/>
+              </w:rPr>
+              <w:t>50</w:t>
+            </w:r>
+            <w:r>
+              <w:rPr>
+                <w:rFonts w:ascii="Times New Roman" w:hAnsi="Times New Roman" w:cs="Times New Roman"/>
+                <w:sz w:val="24"/>
+                <w:szCs w:val="24"/>
+              </w:rPr>
+              <w:t>,</w:t>
+            </w:r>
+            <w:r>
+              <w:rPr>
+                <w:rFonts w:ascii="Times New Roman" w:hAnsi="Times New Roman" w:cs="Times New Roman"/>
+                <w:sz w:val="24"/>
+                <w:szCs w:val="24"/>
+                <w:lang w:val="en-US"/>
+              </w:rPr>
+              <w:t>0</w:t>
             </w:r>
             <w:r>
               <w:rPr>
@@ -1842,7 +1964,7 @@
                 <w:szCs w:val="24"/>
                 <w:lang w:val="en-US"/>
               </w:rPr>
-              <w:t>6,7</w:t>
+              <w:t>6,3</w:t>
             </w:r>
             <w:r>
               <w:rPr>
@@ -1894,7 +2016,31 @@
           </w:tcPr>
           <w:p>
             <w:r>
-              <w:t>К концу года наблюдается положительная динамика: высокий и средний уровни составляют по 46,7%, низкий уровень снизился до 6,7%. Дети стали увереннее устанавливать связи между объектами окружающего мира, различать и называть геометрические фигуры, сравнивать предметы, проявлять познавательный интерес; для детей с низким уровнем требуется продолжить индивидуальную работу.</w:t>
+              <w:t xml:space="preserve">К концу года наблюдается положительная динамика: </w:t>
+            </w:r>
+            <w:r>
+              <w:t>высокий</w:t>
+            </w:r>
+            <w:r>
+              <w:t xml:space="preserve"> </w:t>
+            </w:r>
+            <w:r>
+              <w:t>уровень достигли 43,</w:t>
+            </w:r>
+            <w:r>
+              <w:t>7</w:t>
+            </w:r>
+            <w:r>
+              <w:t>% детей, средний уровень – у 50%, низкий уровень снизился до 6,</w:t>
+            </w:r>
+            <w:r>
+              <w:t>3</w:t>
+            </w:r>
+            <w:r>
+              <w:t>%</w:t>
+            </w:r>
+            <w:r>
+              <w:t>. Дети стали увереннее устанавливать связи между объектами окружающего мира, различать и называть геометрические фигуры, сравнивать предметы, проявлять познавательный интерес; для детей с низким уровнем требуется продолжить индивидуальную работу.</w:t>
             </w:r>
           </w:p>
         </w:tc>
@@ -2334,7 +2480,32 @@
                 <w:szCs w:val="24"/>
                 <w:lang w:val="en-US"/>
               </w:rPr>
-              <w:t>26,7</w:t>
+              <w:t>2</w:t>
+            </w:r>
+            <w:r>
+              <w:rPr>
+                <w:rFonts w:ascii="Times New Roman" w:hAnsi="Times New Roman" w:cs="Times New Roman"/>
+                <w:sz w:val="24"/>
+                <w:szCs w:val="24"/>
+              </w:rPr>
+              <w:t>5</w:t>
+            </w:r>
+            <w:r>
+              <w:rPr>
+                <w:rFonts w:ascii="Times New Roman" w:hAnsi="Times New Roman" w:cs="Times New Roman"/>
+                <w:sz w:val="24"/>
+                <w:szCs w:val="24"/>
+                <w:lang w:val="en-US"/>
+              </w:rPr>
+              <w:t>,</w:t>
+            </w:r>
+            <w:r>
+              <w:rPr>
+                <w:rFonts w:ascii="Times New Roman" w:hAnsi="Times New Roman" w:cs="Times New Roman"/>
+                <w:sz w:val="24"/>
+                <w:szCs w:val="24"/>
+              </w:rPr>
+              <w:t>0</w:t>
             </w:r>
             <w:r>
               <w:rPr>
@@ -2369,7 +2540,32 @@
                 <w:szCs w:val="24"/>
                 <w:lang w:val="en-US"/>
               </w:rPr>
-              <w:t>33,3</w:t>
+              <w:t>3</w:t>
+            </w:r>
+            <w:r>
+              <w:rPr>
+                <w:rFonts w:ascii="Times New Roman" w:hAnsi="Times New Roman" w:cs="Times New Roman"/>
+                <w:sz w:val="24"/>
+                <w:szCs w:val="24"/>
+              </w:rPr>
+              <w:t>7</w:t>
+            </w:r>
+            <w:r>
+              <w:rPr>
+                <w:rFonts w:ascii="Times New Roman" w:hAnsi="Times New Roman" w:cs="Times New Roman"/>
+                <w:sz w:val="24"/>
+                <w:szCs w:val="24"/>
+                <w:lang w:val="en-US"/>
+              </w:rPr>
+              <w:t>,</w:t>
+            </w:r>
+            <w:r>
+              <w:rPr>
+                <w:rFonts w:ascii="Times New Roman" w:hAnsi="Times New Roman" w:cs="Times New Roman"/>
+                <w:sz w:val="24"/>
+                <w:szCs w:val="24"/>
+              </w:rPr>
+              <w:t>5</w:t>
             </w:r>
             <w:r>
               <w:rPr>
@@ -2402,9 +2598,25 @@
                 <w:rFonts w:ascii="Times New Roman" w:hAnsi="Times New Roman" w:cs="Times New Roman"/>
                 <w:sz w:val="24"/>
                 <w:szCs w:val="24"/>
+              </w:rPr>
+              <w:t>37</w:t>
+            </w:r>
+            <w:r>
+              <w:rPr>
+                <w:rFonts w:ascii="Times New Roman" w:hAnsi="Times New Roman" w:cs="Times New Roman"/>
+                <w:sz w:val="24"/>
+                <w:szCs w:val="24"/>
                 <w:lang w:val="en-US"/>
               </w:rPr>
-              <w:t>40,0</w:t>
+              <w:t>,</w:t>
+            </w:r>
+            <w:r>
+              <w:rPr>
+                <w:rFonts w:ascii="Times New Roman" w:hAnsi="Times New Roman" w:cs="Times New Roman"/>
+                <w:sz w:val="24"/>
+                <w:szCs w:val="24"/>
+              </w:rPr>
+              <w:t>5</w:t>
             </w:r>
             <w:r>
               <w:rPr>
@@ -2456,7 +2668,43 @@
           </w:tcPr>
           <w:p>
             <w:r>
-              <w:t>К концу года отмечается положительная динамика: высокий уровень достигли 26,7% детей, средний — 33,3%, низкий уровень составляет 40,0%. Несмотря на рост доли детей с высоким и средним уровнями, низкий уровень остаётся значительным, поэтому необходимо продолжить индивидуальную и подгрупповую работу по развитию речевой активности, звукопроизношения, связной речи и коммуникативных навыков.</w:t>
+              <w:t xml:space="preserve">К концу года отмечается положительная динамика: высокий уровень достигли </w:t>
+            </w:r>
+            <w:r>
+              <w:t>25</w:t>
+            </w:r>
+            <w:r>
+              <w:t>% детей, средний</w:t>
+            </w:r>
+            <w:r>
+              <w:t xml:space="preserve"> и низкий уровень</w:t>
+            </w:r>
+            <w:r>
+              <w:t xml:space="preserve"> —</w:t>
+            </w:r>
+            <w:r>
+              <w:t xml:space="preserve"> по</w:t>
+            </w:r>
+            <w:r>
+              <w:t xml:space="preserve"> 3</w:t>
+            </w:r>
+            <w:r>
+              <w:t>7</w:t>
+            </w:r>
+            <w:r>
+              <w:t>,</w:t>
+            </w:r>
+            <w:r>
+              <w:t>5</w:t>
+            </w:r>
+            <w:r>
+              <w:t>%</w:t>
+            </w:r>
+            <w:r>
+              <w:t xml:space="preserve">. </w:t>
+            </w:r>
+            <w:r>
+              <w:t>Несмотря на рост доли детей с высоким и средним уровнями, низкий уровень остаётся значительным, поэтому необходимо продолжить индивидуальную и подгрупповую работу по развитию речевой активности, звукопроизношения, связной речи и коммуникативных навыков.</w:t>
             </w:r>
           </w:p>
         </w:tc>
@@ -2904,10 +3152,52 @@
                 <w:rFonts w:ascii="Times New Roman" w:hAnsi="Times New Roman" w:cs="Times New Roman"/>
                 <w:sz w:val="24"/>
                 <w:szCs w:val="24"/>
+              </w:rPr>
+              <w:t>2</w:t>
+            </w:r>
+            <w:r>
+              <w:rPr>
+                <w:rFonts w:ascii="Times New Roman" w:hAnsi="Times New Roman" w:cs="Times New Roman"/>
+                <w:sz w:val="24"/>
+                <w:szCs w:val="24"/>
                 <w:lang w:val="en-US"/>
               </w:rPr>
-              <w:t>3</w:t>
-            </w:r>
+              <w:t>,</w:t>
+            </w:r>
+            <w:r>
+              <w:rPr>
+                <w:rFonts w:ascii="Times New Roman" w:hAnsi="Times New Roman" w:cs="Times New Roman"/>
+                <w:sz w:val="24"/>
+                <w:szCs w:val="24"/>
+              </w:rPr>
+              <w:t>5</w:t>
+            </w:r>
+            <w:r>
+              <w:rPr>
+                <w:rFonts w:ascii="Times New Roman" w:hAnsi="Times New Roman" w:cs="Times New Roman"/>
+                <w:sz w:val="24"/>
+                <w:szCs w:val="24"/>
+              </w:rPr>
+              <w:t>%</w:t>
+            </w:r>
+          </w:p>
+        </w:tc>
+        <w:tc>
+          <w:tcPr>
+            <w:tcW w:w="3402" w:type="dxa"/>
+            <w:tcBorders>
+              <w:top w:val="single" w:sz="12" w:space="0" w:color="auto"/>
+            </w:tcBorders>
+            <w:shd w:val="clear" w:color="auto" w:fill="D0CECE" w:themeFill="background2" w:themeFillShade="E6"/>
+          </w:tcPr>
+          <w:p>
+            <w:pPr>
+              <w:rPr>
+                <w:rFonts w:ascii="Times New Roman" w:hAnsi="Times New Roman" w:cs="Times New Roman"/>
+                <w:sz w:val="24"/>
+                <w:szCs w:val="24"/>
+              </w:rPr>
+            </w:pPr>
             <w:r>
               <w:rPr>
                 <w:rFonts w:ascii="Times New Roman" w:hAnsi="Times New Roman" w:cs="Times New Roman"/>
@@ -2915,6 +3205,23 @@
                 <w:szCs w:val="24"/>
                 <w:lang w:val="en-US"/>
               </w:rPr>
+              <w:t>7</w:t>
+            </w:r>
+            <w:r>
+              <w:rPr>
+                <w:rFonts w:ascii="Times New Roman" w:hAnsi="Times New Roman" w:cs="Times New Roman"/>
+                <w:sz w:val="24"/>
+                <w:szCs w:val="24"/>
+              </w:rPr>
+              <w:t>5</w:t>
+            </w:r>
+            <w:r>
+              <w:rPr>
+                <w:rFonts w:ascii="Times New Roman" w:hAnsi="Times New Roman" w:cs="Times New Roman"/>
+                <w:sz w:val="24"/>
+                <w:szCs w:val="24"/>
+                <w:lang w:val="en-US"/>
+              </w:rPr>
               <w:t>,</w:t>
             </w:r>
             <w:r>
@@ -2922,36 +3229,52 @@
                 <w:rFonts w:ascii="Times New Roman" w:hAnsi="Times New Roman" w:cs="Times New Roman"/>
                 <w:sz w:val="24"/>
                 <w:szCs w:val="24"/>
+              </w:rPr>
+              <w:t>0</w:t>
+            </w:r>
+            <w:r>
+              <w:rPr>
+                <w:rFonts w:ascii="Times New Roman" w:hAnsi="Times New Roman" w:cs="Times New Roman"/>
+                <w:sz w:val="24"/>
+                <w:szCs w:val="24"/>
+              </w:rPr>
+              <w:t>%</w:t>
+            </w:r>
+          </w:p>
+        </w:tc>
+        <w:tc>
+          <w:tcPr>
+            <w:tcW w:w="2694" w:type="dxa"/>
+            <w:tcBorders>
+              <w:top w:val="single" w:sz="12" w:space="0" w:color="auto"/>
+            </w:tcBorders>
+            <w:shd w:val="clear" w:color="auto" w:fill="D0CECE" w:themeFill="background2" w:themeFillShade="E6"/>
+          </w:tcPr>
+          <w:p>
+            <w:pPr>
+              <w:rPr>
+                <w:rFonts w:ascii="Times New Roman" w:hAnsi="Times New Roman" w:cs="Times New Roman"/>
+                <w:sz w:val="24"/>
+                <w:szCs w:val="24"/>
+              </w:rPr>
+            </w:pPr>
+            <w:r>
+              <w:rPr>
+                <w:rFonts w:ascii="Times New Roman" w:hAnsi="Times New Roman" w:cs="Times New Roman"/>
+                <w:sz w:val="24"/>
+                <w:szCs w:val="24"/>
                 <w:lang w:val="en-US"/>
               </w:rPr>
-              <w:t>3</w:t>
-            </w:r>
-            <w:r>
-              <w:rPr>
-                <w:rFonts w:ascii="Times New Roman" w:hAnsi="Times New Roman" w:cs="Times New Roman"/>
-                <w:sz w:val="24"/>
-                <w:szCs w:val="24"/>
-              </w:rPr>
-              <w:t>%</w:t>
-            </w:r>
-          </w:p>
-        </w:tc>
-        <w:tc>
-          <w:tcPr>
-            <w:tcW w:w="3402" w:type="dxa"/>
-            <w:tcBorders>
-              <w:top w:val="single" w:sz="12" w:space="0" w:color="auto"/>
-            </w:tcBorders>
-            <w:shd w:val="clear" w:color="auto" w:fill="D0CECE" w:themeFill="background2" w:themeFillShade="E6"/>
-          </w:tcPr>
-          <w:p>
-            <w:pPr>
-              <w:rPr>
-                <w:rFonts w:ascii="Times New Roman" w:hAnsi="Times New Roman" w:cs="Times New Roman"/>
-                <w:sz w:val="24"/>
-                <w:szCs w:val="24"/>
-              </w:rPr>
-            </w:pPr>
+              <w:t>1</w:t>
+            </w:r>
+            <w:r>
+              <w:rPr>
+                <w:rFonts w:ascii="Times New Roman" w:hAnsi="Times New Roman" w:cs="Times New Roman"/>
+                <w:sz w:val="24"/>
+                <w:szCs w:val="24"/>
+              </w:rPr>
+              <w:t>2</w:t>
+            </w:r>
             <w:r>
               <w:rPr>
                 <w:rFonts w:ascii="Times New Roman" w:hAnsi="Times New Roman" w:cs="Times New Roman"/>
@@ -2959,15 +3282,6 @@
                 <w:szCs w:val="24"/>
                 <w:lang w:val="en-US"/>
               </w:rPr>
-              <w:t>73</w:t>
-            </w:r>
-            <w:r>
-              <w:rPr>
-                <w:rFonts w:ascii="Times New Roman" w:hAnsi="Times New Roman" w:cs="Times New Roman"/>
-                <w:sz w:val="24"/>
-                <w:szCs w:val="24"/>
-                <w:lang w:val="en-US"/>
-              </w:rPr>
               <w:t>,</w:t>
             </w:r>
             <w:r>
@@ -2975,71 +3289,8 @@
                 <w:rFonts w:ascii="Times New Roman" w:hAnsi="Times New Roman" w:cs="Times New Roman"/>
                 <w:sz w:val="24"/>
                 <w:szCs w:val="24"/>
-                <w:lang w:val="en-US"/>
-              </w:rPr>
-              <w:t>3</w:t>
-            </w:r>
-            <w:r>
-              <w:rPr>
-                <w:rFonts w:ascii="Times New Roman" w:hAnsi="Times New Roman" w:cs="Times New Roman"/>
-                <w:sz w:val="24"/>
-                <w:szCs w:val="24"/>
-              </w:rPr>
-              <w:t>%</w:t>
-            </w:r>
-          </w:p>
-        </w:tc>
-        <w:tc>
-          <w:tcPr>
-            <w:tcW w:w="2694" w:type="dxa"/>
-            <w:tcBorders>
-              <w:top w:val="single" w:sz="12" w:space="0" w:color="auto"/>
-            </w:tcBorders>
-            <w:shd w:val="clear" w:color="auto" w:fill="D0CECE" w:themeFill="background2" w:themeFillShade="E6"/>
-          </w:tcPr>
-          <w:p>
-            <w:pPr>
-              <w:rPr>
-                <w:rFonts w:ascii="Times New Roman" w:hAnsi="Times New Roman" w:cs="Times New Roman"/>
-                <w:sz w:val="24"/>
-                <w:szCs w:val="24"/>
-              </w:rPr>
-            </w:pPr>
-            <w:r>
-              <w:rPr>
-                <w:rFonts w:ascii="Times New Roman" w:hAnsi="Times New Roman" w:cs="Times New Roman"/>
-                <w:sz w:val="24"/>
-                <w:szCs w:val="24"/>
-                <w:lang w:val="en-US"/>
-              </w:rPr>
-              <w:t>1</w:t>
-            </w:r>
-            <w:r>
-              <w:rPr>
-                <w:rFonts w:ascii="Times New Roman" w:hAnsi="Times New Roman" w:cs="Times New Roman"/>
-                <w:sz w:val="24"/>
-                <w:szCs w:val="24"/>
-                <w:lang w:val="en-US"/>
-              </w:rPr>
-              <w:t>3</w:t>
-            </w:r>
-            <w:r>
-              <w:rPr>
-                <w:rFonts w:ascii="Times New Roman" w:hAnsi="Times New Roman" w:cs="Times New Roman"/>
-                <w:sz w:val="24"/>
-                <w:szCs w:val="24"/>
-                <w:lang w:val="en-US"/>
-              </w:rPr>
-              <w:t>,</w:t>
-            </w:r>
-            <w:r>
-              <w:rPr>
-                <w:rFonts w:ascii="Times New Roman" w:hAnsi="Times New Roman" w:cs="Times New Roman"/>
-                <w:sz w:val="24"/>
-                <w:szCs w:val="24"/>
-                <w:lang w:val="en-US"/>
-              </w:rPr>
-              <w:t>3</w:t>
+              </w:rPr>
+              <w:t>5</w:t>
             </w:r>
             <w:r>
               <w:rPr>
@@ -3091,7 +3342,43 @@
           </w:tcPr>
           <w:p>
             <w:r>
-              <w:t>К концу года большинство детей находятся на среднем уровне — 73,3%, высокий уровень имеют 13,3%, низкий уровень также составляет 13,3%. Динамика положительная: увеличилась самостоятельность и аккуратность при выполнении творческих работ, дети увереннее используют художественные материалы; отдельным воспитанникам необходима дальнейшая индивидуальная помощь для закрепления практических навыков.</w:t>
+              <w:t>К концу года большинство детей находятся на среднем уровне — 7</w:t>
+            </w:r>
+            <w:r>
+              <w:t>5</w:t>
+            </w:r>
+            <w:r>
+              <w:t>,</w:t>
+            </w:r>
+            <w:r>
+              <w:t>0</w:t>
+            </w:r>
+            <w:r>
+              <w:t>%, высокий уровень имеют 1</w:t>
+            </w:r>
+            <w:r>
+              <w:t>2</w:t>
+            </w:r>
+            <w:r>
+              <w:t>,</w:t>
+            </w:r>
+            <w:r>
+              <w:t>5</w:t>
+            </w:r>
+            <w:r>
+              <w:t>%, низкий уровень также составляет 1</w:t>
+            </w:r>
+            <w:r>
+              <w:t>2</w:t>
+            </w:r>
+            <w:r>
+              <w:t>,</w:t>
+            </w:r>
+            <w:r>
+              <w:t>5</w:t>
+            </w:r>
+            <w:r>
+              <w:t>%. Динамика положительная: увеличилась самостоятельность и аккуратность при выполнении творческих работ, дети увереннее используют художественные материалы; отдельным воспитанникам необходима дальнейшая индивидуальная помощь для закрепления практических навыков.</w:t>
             </w:r>
           </w:p>
         </w:tc>
@@ -3388,7 +3675,15 @@
                 <w:szCs w:val="24"/>
                 <w:lang w:val="en-US"/>
               </w:rPr>
-              <w:t>28,6</w:t>
+              <w:t>28,</w:t>
+            </w:r>
+            <w:r>
+              <w:rPr>
+                <w:rFonts w:ascii="Times New Roman" w:hAnsi="Times New Roman" w:cs="Times New Roman"/>
+                <w:sz w:val="24"/>
+                <w:szCs w:val="24"/>
+              </w:rPr>
+              <w:t>5</w:t>
             </w:r>
             <w:r>
               <w:rPr>
@@ -3424,7 +3719,15 @@
                 <w:szCs w:val="24"/>
                 <w:lang w:val="en-US"/>
               </w:rPr>
-              <w:t>57,1</w:t>
+              <w:t>57,</w:t>
+            </w:r>
+            <w:r>
+              <w:rPr>
+                <w:rFonts w:ascii="Times New Roman" w:hAnsi="Times New Roman" w:cs="Times New Roman"/>
+                <w:sz w:val="24"/>
+                <w:szCs w:val="24"/>
+              </w:rPr>
+              <w:t>2</w:t>
             </w:r>
             <w:r>
               <w:rPr>
@@ -3484,7 +3787,19 @@
           </w:tcPr>
           <w:p>
             <w:r>
-              <w:t>На начало года по физическому развитию 14,3% детей имеют высокий уровень, 28,6% — средний, 57,1% — низкий. У большинства воспитанников недостаточно сформированы основные двигательные навыки, координация движений и умение действовать по правилам; дети нередко нуждаются в помощи взрослого при преодолении препятствий и выполнении двигательных заданий.</w:t>
+              <w:t>На начало года по физическому развитию 14,3% детей имеют высокий уровень, 28,</w:t>
+            </w:r>
+            <w:r>
+              <w:t>5</w:t>
+            </w:r>
+            <w:r>
+              <w:t>% — средний, 57,</w:t>
+            </w:r>
+            <w:r>
+              <w:t>2</w:t>
+            </w:r>
+            <w:r>
+              <w:t>% — низкий. У большинства воспитанников недостаточно сформированы основные двигательные навыки, координация движений и умение действовать по правилам; дети нередко нуждаются в помощи взрослого при преодолении препятствий и выполнении двигательных заданий.</w:t>
             </w:r>
           </w:p>
         </w:tc>
@@ -3541,9 +3856,25 @@
                 <w:rFonts w:ascii="Times New Roman" w:hAnsi="Times New Roman" w:cs="Times New Roman"/>
                 <w:sz w:val="24"/>
                 <w:szCs w:val="24"/>
+              </w:rPr>
+              <w:t>50</w:t>
+            </w:r>
+            <w:r>
+              <w:rPr>
+                <w:rFonts w:ascii="Times New Roman" w:hAnsi="Times New Roman" w:cs="Times New Roman"/>
+                <w:sz w:val="24"/>
+                <w:szCs w:val="24"/>
                 <w:lang w:val="en-US"/>
               </w:rPr>
-              <w:t>53,3</w:t>
+              <w:t>,</w:t>
+            </w:r>
+            <w:r>
+              <w:rPr>
+                <w:rFonts w:ascii="Times New Roman" w:hAnsi="Times New Roman" w:cs="Times New Roman"/>
+                <w:sz w:val="24"/>
+                <w:szCs w:val="24"/>
+              </w:rPr>
+              <w:t>0</w:t>
             </w:r>
             <w:r>
               <w:rPr>
@@ -3578,7 +3909,32 @@
                 <w:szCs w:val="24"/>
                 <w:lang w:val="en-US"/>
               </w:rPr>
-              <w:t>40,0</w:t>
+              <w:t>4</w:t>
+            </w:r>
+            <w:r>
+              <w:rPr>
+                <w:rFonts w:ascii="Times New Roman" w:hAnsi="Times New Roman" w:cs="Times New Roman"/>
+                <w:sz w:val="24"/>
+                <w:szCs w:val="24"/>
+              </w:rPr>
+              <w:t>3</w:t>
+            </w:r>
+            <w:r>
+              <w:rPr>
+                <w:rFonts w:ascii="Times New Roman" w:hAnsi="Times New Roman" w:cs="Times New Roman"/>
+                <w:sz w:val="24"/>
+                <w:szCs w:val="24"/>
+                <w:lang w:val="en-US"/>
+              </w:rPr>
+              <w:t>,</w:t>
+            </w:r>
+            <w:r>
+              <w:rPr>
+                <w:rFonts w:ascii="Times New Roman" w:hAnsi="Times New Roman" w:cs="Times New Roman"/>
+                <w:sz w:val="24"/>
+                <w:szCs w:val="24"/>
+              </w:rPr>
+              <w:t>7</w:t>
             </w:r>
             <w:r>
               <w:rPr>
@@ -3613,7 +3969,15 @@
                 <w:szCs w:val="24"/>
                 <w:lang w:val="en-US"/>
               </w:rPr>
-              <w:t>6,7</w:t>
+              <w:t>6,</w:t>
+            </w:r>
+            <w:r>
+              <w:rPr>
+                <w:rFonts w:ascii="Times New Roman" w:hAnsi="Times New Roman" w:cs="Times New Roman"/>
+                <w:sz w:val="24"/>
+                <w:szCs w:val="24"/>
+              </w:rPr>
+              <w:t>3</w:t>
             </w:r>
             <w:r>
               <w:rPr>
@@ -3665,7 +4029,31 @@
           </w:tcPr>
           <w:p>
             <w:r>
-              <w:t>К концу года отмечается значительная положительная динамика: высокий уровень имеют 53,3% детей, средний — 40,0%, низкий уровень снизился до 6,7%. Основная часть воспитанников стала более уверенно выполнять основные движения, соблюдать правила подвижных игр и проявлять самостоятельность в двигательной деятельности; индивидуальная поддержка требуется единичным детям.</w:t>
+              <w:t>К концу года отмечается значительная положительная динамика: высокий уровень имеют 5</w:t>
+            </w:r>
+            <w:r>
+              <w:t>0</w:t>
+            </w:r>
+            <w:r>
+              <w:t>% детей, средний — 4</w:t>
+            </w:r>
+            <w:r>
+              <w:t>3</w:t>
+            </w:r>
+            <w:r>
+              <w:t>,</w:t>
+            </w:r>
+            <w:r>
+              <w:t>7</w:t>
+            </w:r>
+            <w:r>
+              <w:t>%, низкий уровень снизился до 6,</w:t>
+            </w:r>
+            <w:r>
+              <w:t>3</w:t>
+            </w:r>
+            <w:r>
+              <w:t>%. Основная часть воспитанников стала более уверенно выполнять основные движения, соблюдать правила подвижных игр и проявлять самостоятельность в двигательной деятельности; индивидуальная поддержка требуется единичным детям.</w:t>
             </w:r>
           </w:p>
         </w:tc>
